--- a/Documentation/Анализ рисков.docx
+++ b/Documentation/Анализ рисков.docx
@@ -1,6 +1,6 @@
 
 <file path=word/document.xml><?xml version="1.0" encoding="utf-8"?>
-<w:document xmlns:wpc="http://schemas.microsoft.com/office/word/2010/wordprocessingCanvas" xmlns:cx="http://schemas.microsoft.com/office/drawing/2014/chartex" xmlns:cx1="http://schemas.microsoft.com/office/drawing/2015/9/8/chartex" xmlns:cx2="http://schemas.microsoft.com/office/drawing/2015/10/21/chartex" xmlns:cx3="http://schemas.microsoft.com/office/drawing/2016/5/9/chartex" xmlns:cx4="http://schemas.microsoft.com/office/drawing/2016/5/10/chartex" xmlns:cx5="http://schemas.microsoft.com/office/drawing/2016/5/11/chartex" xmlns:cx6="http://schemas.microsoft.com/office/drawing/2016/5/12/chartex" xmlns:cx7="http://schemas.microsoft.com/office/drawing/2016/5/13/chartex" xmlns:cx8="http://schemas.microsoft.com/office/drawing/2016/5/14/chartex" xmlns:mc="http://schemas.openxmlformats.org/markup-compatibility/2006" xmlns:aink="http://schemas.microsoft.com/office/drawing/2016/ink" xmlns:am3d="http://schemas.microsoft.com/office/drawing/2017/model3d" xmlns:o="urn:schemas-microsoft-com:office:office" xmlns:r="http://schemas.openxmlformats.org/officeDocument/2006/relationships" xmlns:m="http://schemas.openxmlformats.org/officeDocument/2006/math" xmlns:v="urn:schemas-microsoft-com:vml" xmlns:wp14="http://schemas.microsoft.com/office/word/2010/wordprocessingDrawing" xmlns:wp="http://schemas.openxmlformats.org/drawingml/2006/wordprocessingDrawing" xmlns:w10="urn:schemas-microsoft-com:office:word" xmlns:w="http://schemas.openxmlformats.org/wordprocessingml/2006/main" xmlns:w14="http://schemas.microsoft.com/office/word/2010/wordml" xmlns:w15="http://schemas.microsoft.com/office/word/2012/wordml" xmlns:w16cex="http://schemas.microsoft.com/office/word/2018/wordml/cex" xmlns:w16cid="http://schemas.microsoft.com/office/word/2016/wordml/cid" xmlns:w16="http://schemas.microsoft.com/office/word/2018/wordml" xmlns:w16se="http://schemas.microsoft.com/office/word/2015/wordml/symex" xmlns:wpg="http://schemas.microsoft.com/office/word/2010/wordprocessingGroup" xmlns:wpi="http://schemas.microsoft.com/office/word/2010/wordprocessingInk" xmlns:wne="http://schemas.microsoft.com/office/word/2006/wordml" xmlns:wps="http://schemas.microsoft.com/office/word/2010/wordprocessingShape" mc:Ignorable="w14 w15 w16se w16cid w16 w16cex wp14">
+<w:document xmlns:wpc="http://schemas.microsoft.com/office/word/2010/wordprocessingCanvas" xmlns:cx="http://schemas.microsoft.com/office/drawing/2014/chartex" xmlns:cx1="http://schemas.microsoft.com/office/drawing/2015/9/8/chartex" xmlns:cx2="http://schemas.microsoft.com/office/drawing/2015/10/21/chartex" xmlns:cx3="http://schemas.microsoft.com/office/drawing/2016/5/9/chartex" xmlns:cx4="http://schemas.microsoft.com/office/drawing/2016/5/10/chartex" xmlns:cx5="http://schemas.microsoft.com/office/drawing/2016/5/11/chartex" xmlns:cx6="http://schemas.microsoft.com/office/drawing/2016/5/12/chartex" xmlns:cx7="http://schemas.microsoft.com/office/drawing/2016/5/13/chartex" xmlns:cx8="http://schemas.microsoft.com/office/drawing/2016/5/14/chartex" xmlns:mc="http://schemas.openxmlformats.org/markup-compatibility/2006" xmlns:aink="http://schemas.microsoft.com/office/drawing/2016/ink" xmlns:am3d="http://schemas.microsoft.com/office/drawing/2017/model3d" xmlns:o="urn:schemas-microsoft-com:office:office" xmlns:r="http://schemas.openxmlformats.org/officeDocument/2006/relationships" xmlns:m="http://schemas.openxmlformats.org/officeDocument/2006/math" xmlns:v="urn:schemas-microsoft-com:vml" xmlns:wp14="http://schemas.microsoft.com/office/word/2010/wordprocessingDrawing" xmlns:wp="http://schemas.openxmlformats.org/drawingml/2006/wordprocessingDrawing" xmlns:w10="urn:schemas-microsoft-com:office:word" xmlns:w="http://schemas.openxmlformats.org/wordprocessingml/2006/main" xmlns:w14="http://schemas.microsoft.com/office/word/2010/wordml" xmlns:w15="http://schemas.microsoft.com/office/word/2012/wordml" xmlns:w16cex="http://schemas.microsoft.com/office/word/2018/wordml/cex" xmlns:w16cid="http://schemas.microsoft.com/office/word/2016/wordml/cid" xmlns:w16="http://schemas.microsoft.com/office/word/2018/wordml" xmlns:w16sdtdh="http://schemas.microsoft.com/office/word/2020/wordml/sdtdatahash" xmlns:w16se="http://schemas.microsoft.com/office/word/2015/wordml/symex" xmlns:wpg="http://schemas.microsoft.com/office/word/2010/wordprocessingGroup" xmlns:wpi="http://schemas.microsoft.com/office/word/2010/wordprocessingInk" xmlns:wne="http://schemas.microsoft.com/office/word/2006/wordml" xmlns:wps="http://schemas.microsoft.com/office/word/2010/wordprocessingShape" mc:Ignorable="w14 w15 w16se w16cid w16 w16cex w16sdtdh wp14">
   <w:body>
     <w:p>
       <w:pPr>
@@ -353,7 +353,21 @@
         <w:rPr>
           <w:szCs w:val="28"/>
         </w:rPr>
-        <w:t>«___»__________________2025г.</w:t>
+        <w:t>«__</w:t>
+      </w:r>
+      <w:proofErr w:type="gramStart"/>
+      <w:r>
+        <w:rPr>
+          <w:szCs w:val="28"/>
+        </w:rPr>
+        <w:t>_»_</w:t>
+      </w:r>
+      <w:proofErr w:type="gramEnd"/>
+      <w:r>
+        <w:rPr>
+          <w:szCs w:val="28"/>
+        </w:rPr>
+        <w:t>_________________2025г.</w:t>
       </w:r>
     </w:p>
     <w:p>
@@ -411,7 +425,21 @@
         <w:rPr>
           <w:szCs w:val="28"/>
         </w:rPr>
-        <w:t>«___»__________________2025г.</w:t>
+        <w:t>«__</w:t>
+      </w:r>
+      <w:proofErr w:type="gramStart"/>
+      <w:r>
+        <w:rPr>
+          <w:szCs w:val="28"/>
+        </w:rPr>
+        <w:t>_»_</w:t>
+      </w:r>
+      <w:proofErr w:type="gramEnd"/>
+      <w:r>
+        <w:rPr>
+          <w:szCs w:val="28"/>
+        </w:rPr>
+        <w:t>_________________2025г.</w:t>
       </w:r>
     </w:p>
     <w:p>
@@ -469,7 +497,21 @@
         <w:rPr>
           <w:szCs w:val="28"/>
         </w:rPr>
-        <w:t>«___»__________________2025г.</w:t>
+        <w:t>«__</w:t>
+      </w:r>
+      <w:proofErr w:type="gramStart"/>
+      <w:r>
+        <w:rPr>
+          <w:szCs w:val="28"/>
+        </w:rPr>
+        <w:t>_»_</w:t>
+      </w:r>
+      <w:proofErr w:type="gramEnd"/>
+      <w:r>
+        <w:rPr>
+          <w:szCs w:val="28"/>
+        </w:rPr>
+        <w:t>_________________2025г.</w:t>
       </w:r>
     </w:p>
     <w:p>
@@ -495,6 +537,16 @@
       </w:pPr>
       <w:r>
         <w:t>Оренбург 2025</w:t>
+      </w:r>
+    </w:p>
+    <w:p>
+      <w:pPr>
+        <w:tabs>
+          <w:tab w:val="left" w:pos="4695"/>
+        </w:tabs>
+      </w:pPr>
+      <w:r>
+        <w:tab/>
       </w:r>
     </w:p>
     <w:sdt>
@@ -558,7 +610,6 @@
         <w:p>
           <w:pPr>
             <w:pStyle w:val="11"/>
-            <w:ind w:firstLine="0"/>
             <w:rPr>
               <w:rFonts w:asciiTheme="minorHAnsi" w:eastAsiaTheme="minorEastAsia" w:hAnsiTheme="minorHAnsi"/>
               <w:noProof/>
@@ -575,7 +626,7 @@
           <w:r>
             <w:fldChar w:fldCharType="separate"/>
           </w:r>
-          <w:hyperlink w:anchor="_Toc198203134" w:history="1">
+          <w:hyperlink w:anchor="_Toc201244112" w:history="1">
             <w:r>
               <w:rPr>
                 <w:rStyle w:val="a3"/>
@@ -602,7 +653,7 @@
                 <w:noProof/>
                 <w:webHidden/>
               </w:rPr>
-              <w:instrText xml:space="preserve"> PAGEREF _Toc198203134 \h </w:instrText>
+              <w:instrText xml:space="preserve"> PAGEREF _Toc201244112 \h </w:instrText>
             </w:r>
             <w:r>
               <w:rPr>
@@ -636,7 +687,6 @@
         <w:p>
           <w:pPr>
             <w:pStyle w:val="11"/>
-            <w:ind w:firstLine="0"/>
             <w:rPr>
               <w:rFonts w:asciiTheme="minorHAnsi" w:eastAsiaTheme="minorEastAsia" w:hAnsiTheme="minorHAnsi"/>
               <w:noProof/>
@@ -644,7 +694,7 @@
               <w:lang w:eastAsia="ru-RU"/>
             </w:rPr>
           </w:pPr>
-          <w:hyperlink w:anchor="_Toc198203135" w:history="1">
+          <w:hyperlink w:anchor="_Toc201244113" w:history="1">
             <w:r>
               <w:rPr>
                 <w:rStyle w:val="a3"/>
@@ -672,7 +722,7 @@
                 <w:noProof/>
                 <w:webHidden/>
               </w:rPr>
-              <w:instrText xml:space="preserve"> PAGEREF _Toc198203135 \h </w:instrText>
+              <w:instrText xml:space="preserve"> PAGEREF _Toc201244113 \h </w:instrText>
             </w:r>
             <w:r>
               <w:rPr>
@@ -731,7 +781,7 @@
         <w:pStyle w:val="1"/>
         <w:spacing w:before="0"/>
       </w:pPr>
-      <w:bookmarkStart w:id="0" w:name="_Toc198203134"/>
+      <w:bookmarkStart w:id="0" w:name="_Toc201244112"/>
       <w:r>
         <w:lastRenderedPageBreak/>
         <w:t xml:space="preserve">1 </w:t>
@@ -1273,8 +1323,6 @@
               </w:rPr>
               <w:t>Да</w:t>
             </w:r>
-            <w:bookmarkStart w:id="1" w:name="_GoBack"/>
-            <w:bookmarkEnd w:id="1"/>
           </w:p>
         </w:tc>
         <w:tc>
@@ -1351,7 +1399,7 @@
           <w:lang w:eastAsia="ru-RU"/>
         </w:rPr>
       </w:pPr>
-      <w:bookmarkStart w:id="2" w:name="_Toc198203135"/>
+      <w:bookmarkStart w:id="1" w:name="_Toc201244113"/>
       <w:r>
         <w:rPr>
           <w:lang w:eastAsia="ru-RU"/>
@@ -1359,7 +1407,7 @@
         <w:lastRenderedPageBreak/>
         <w:t>2. Анализ рисков проекта</w:t>
       </w:r>
-      <w:bookmarkEnd w:id="2"/>
+      <w:bookmarkEnd w:id="1"/>
     </w:p>
     <w:p>
       <w:pPr>
@@ -3180,7 +3228,7 @@
 </file>
 
 <file path=word/endnotes.xml><?xml version="1.0" encoding="utf-8"?>
-<w:endnotes xmlns:wpc="http://schemas.microsoft.com/office/word/2010/wordprocessingCanvas" xmlns:cx="http://schemas.microsoft.com/office/drawing/2014/chartex" xmlns:cx1="http://schemas.microsoft.com/office/drawing/2015/9/8/chartex" xmlns:cx2="http://schemas.microsoft.com/office/drawing/2015/10/21/chartex" xmlns:cx3="http://schemas.microsoft.com/office/drawing/2016/5/9/chartex" xmlns:cx4="http://schemas.microsoft.com/office/drawing/2016/5/10/chartex" xmlns:cx5="http://schemas.microsoft.com/office/drawing/2016/5/11/chartex" xmlns:cx6="http://schemas.microsoft.com/office/drawing/2016/5/12/chartex" xmlns:cx7="http://schemas.microsoft.com/office/drawing/2016/5/13/chartex" xmlns:cx8="http://schemas.microsoft.com/office/drawing/2016/5/14/chartex" xmlns:mc="http://schemas.openxmlformats.org/markup-compatibility/2006" xmlns:aink="http://schemas.microsoft.com/office/drawing/2016/ink" xmlns:am3d="http://schemas.microsoft.com/office/drawing/2017/model3d" xmlns:o="urn:schemas-microsoft-com:office:office" xmlns:r="http://schemas.openxmlformats.org/officeDocument/2006/relationships" xmlns:m="http://schemas.openxmlformats.org/officeDocument/2006/math" xmlns:v="urn:schemas-microsoft-com:vml" xmlns:wp14="http://schemas.microsoft.com/office/word/2010/wordprocessingDrawing" xmlns:wp="http://schemas.openxmlformats.org/drawingml/2006/wordprocessingDrawing" xmlns:w10="urn:schemas-microsoft-com:office:word" xmlns:w="http://schemas.openxmlformats.org/wordprocessingml/2006/main" xmlns:w14="http://schemas.microsoft.com/office/word/2010/wordml" xmlns:w15="http://schemas.microsoft.com/office/word/2012/wordml" xmlns:w16cex="http://schemas.microsoft.com/office/word/2018/wordml/cex" xmlns:w16cid="http://schemas.microsoft.com/office/word/2016/wordml/cid" xmlns:w16="http://schemas.microsoft.com/office/word/2018/wordml" xmlns:w16se="http://schemas.microsoft.com/office/word/2015/wordml/symex" xmlns:wpg="http://schemas.microsoft.com/office/word/2010/wordprocessingGroup" xmlns:wpi="http://schemas.microsoft.com/office/word/2010/wordprocessingInk" xmlns:wne="http://schemas.microsoft.com/office/word/2006/wordml" xmlns:wps="http://schemas.microsoft.com/office/word/2010/wordprocessingShape" mc:Ignorable="w14 w15 w16se w16cid w16 w16cex wp14">
+<w:endnotes xmlns:wpc="http://schemas.microsoft.com/office/word/2010/wordprocessingCanvas" xmlns:cx="http://schemas.microsoft.com/office/drawing/2014/chartex" xmlns:cx1="http://schemas.microsoft.com/office/drawing/2015/9/8/chartex" xmlns:cx2="http://schemas.microsoft.com/office/drawing/2015/10/21/chartex" xmlns:cx3="http://schemas.microsoft.com/office/drawing/2016/5/9/chartex" xmlns:cx4="http://schemas.microsoft.com/office/drawing/2016/5/10/chartex" xmlns:cx5="http://schemas.microsoft.com/office/drawing/2016/5/11/chartex" xmlns:cx6="http://schemas.microsoft.com/office/drawing/2016/5/12/chartex" xmlns:cx7="http://schemas.microsoft.com/office/drawing/2016/5/13/chartex" xmlns:cx8="http://schemas.microsoft.com/office/drawing/2016/5/14/chartex" xmlns:mc="http://schemas.openxmlformats.org/markup-compatibility/2006" xmlns:aink="http://schemas.microsoft.com/office/drawing/2016/ink" xmlns:am3d="http://schemas.microsoft.com/office/drawing/2017/model3d" xmlns:o="urn:schemas-microsoft-com:office:office" xmlns:r="http://schemas.openxmlformats.org/officeDocument/2006/relationships" xmlns:m="http://schemas.openxmlformats.org/officeDocument/2006/math" xmlns:v="urn:schemas-microsoft-com:vml" xmlns:wp14="http://schemas.microsoft.com/office/word/2010/wordprocessingDrawing" xmlns:wp="http://schemas.openxmlformats.org/drawingml/2006/wordprocessingDrawing" xmlns:w10="urn:schemas-microsoft-com:office:word" xmlns:w="http://schemas.openxmlformats.org/wordprocessingml/2006/main" xmlns:w14="http://schemas.microsoft.com/office/word/2010/wordml" xmlns:w15="http://schemas.microsoft.com/office/word/2012/wordml" xmlns:w16cex="http://schemas.microsoft.com/office/word/2018/wordml/cex" xmlns:w16cid="http://schemas.microsoft.com/office/word/2016/wordml/cid" xmlns:w16="http://schemas.microsoft.com/office/word/2018/wordml" xmlns:w16sdtdh="http://schemas.microsoft.com/office/word/2020/wordml/sdtdatahash" xmlns:w16se="http://schemas.microsoft.com/office/word/2015/wordml/symex" xmlns:wpg="http://schemas.microsoft.com/office/word/2010/wordprocessingGroup" xmlns:wpi="http://schemas.microsoft.com/office/word/2010/wordprocessingInk" xmlns:wne="http://schemas.microsoft.com/office/word/2006/wordml" xmlns:wps="http://schemas.microsoft.com/office/word/2010/wordprocessingShape" mc:Ignorable="w14 w15 w16se w16cid w16 w16cex w16sdtdh wp14">
   <w:endnote w:type="separator" w:id="-1">
     <w:p>
       <w:r>
@@ -3199,7 +3247,7 @@
 </file>
 
 <file path=word/footer1.xml><?xml version="1.0" encoding="utf-8"?>
-<w:ftr xmlns:wpc="http://schemas.microsoft.com/office/word/2010/wordprocessingCanvas" xmlns:cx="http://schemas.microsoft.com/office/drawing/2014/chartex" xmlns:cx1="http://schemas.microsoft.com/office/drawing/2015/9/8/chartex" xmlns:cx2="http://schemas.microsoft.com/office/drawing/2015/10/21/chartex" xmlns:cx3="http://schemas.microsoft.com/office/drawing/2016/5/9/chartex" xmlns:cx4="http://schemas.microsoft.com/office/drawing/2016/5/10/chartex" xmlns:cx5="http://schemas.microsoft.com/office/drawing/2016/5/11/chartex" xmlns:cx6="http://schemas.microsoft.com/office/drawing/2016/5/12/chartex" xmlns:cx7="http://schemas.microsoft.com/office/drawing/2016/5/13/chartex" xmlns:cx8="http://schemas.microsoft.com/office/drawing/2016/5/14/chartex" xmlns:mc="http://schemas.openxmlformats.org/markup-compatibility/2006" xmlns:aink="http://schemas.microsoft.com/office/drawing/2016/ink" xmlns:am3d="http://schemas.microsoft.com/office/drawing/2017/model3d" xmlns:o="urn:schemas-microsoft-com:office:office" xmlns:r="http://schemas.openxmlformats.org/officeDocument/2006/relationships" xmlns:m="http://schemas.openxmlformats.org/officeDocument/2006/math" xmlns:v="urn:schemas-microsoft-com:vml" xmlns:wp14="http://schemas.microsoft.com/office/word/2010/wordprocessingDrawing" xmlns:wp="http://schemas.openxmlformats.org/drawingml/2006/wordprocessingDrawing" xmlns:w10="urn:schemas-microsoft-com:office:word" xmlns:w="http://schemas.openxmlformats.org/wordprocessingml/2006/main" xmlns:w14="http://schemas.microsoft.com/office/word/2010/wordml" xmlns:w15="http://schemas.microsoft.com/office/word/2012/wordml" xmlns:w16cex="http://schemas.microsoft.com/office/word/2018/wordml/cex" xmlns:w16cid="http://schemas.microsoft.com/office/word/2016/wordml/cid" xmlns:w16="http://schemas.microsoft.com/office/word/2018/wordml" xmlns:w16se="http://schemas.microsoft.com/office/word/2015/wordml/symex" xmlns:wpg="http://schemas.microsoft.com/office/word/2010/wordprocessingGroup" xmlns:wpi="http://schemas.microsoft.com/office/word/2010/wordprocessingInk" xmlns:wne="http://schemas.microsoft.com/office/word/2006/wordml" xmlns:wps="http://schemas.microsoft.com/office/word/2010/wordprocessingShape" mc:Ignorable="w14 w15 w16se w16cid w16 w16cex wp14">
+<w:ftr xmlns:wpc="http://schemas.microsoft.com/office/word/2010/wordprocessingCanvas" xmlns:cx="http://schemas.microsoft.com/office/drawing/2014/chartex" xmlns:cx1="http://schemas.microsoft.com/office/drawing/2015/9/8/chartex" xmlns:cx2="http://schemas.microsoft.com/office/drawing/2015/10/21/chartex" xmlns:cx3="http://schemas.microsoft.com/office/drawing/2016/5/9/chartex" xmlns:cx4="http://schemas.microsoft.com/office/drawing/2016/5/10/chartex" xmlns:cx5="http://schemas.microsoft.com/office/drawing/2016/5/11/chartex" xmlns:cx6="http://schemas.microsoft.com/office/drawing/2016/5/12/chartex" xmlns:cx7="http://schemas.microsoft.com/office/drawing/2016/5/13/chartex" xmlns:cx8="http://schemas.microsoft.com/office/drawing/2016/5/14/chartex" xmlns:mc="http://schemas.openxmlformats.org/markup-compatibility/2006" xmlns:aink="http://schemas.microsoft.com/office/drawing/2016/ink" xmlns:am3d="http://schemas.microsoft.com/office/drawing/2017/model3d" xmlns:o="urn:schemas-microsoft-com:office:office" xmlns:r="http://schemas.openxmlformats.org/officeDocument/2006/relationships" xmlns:m="http://schemas.openxmlformats.org/officeDocument/2006/math" xmlns:v="urn:schemas-microsoft-com:vml" xmlns:wp14="http://schemas.microsoft.com/office/word/2010/wordprocessingDrawing" xmlns:wp="http://schemas.openxmlformats.org/drawingml/2006/wordprocessingDrawing" xmlns:w10="urn:schemas-microsoft-com:office:word" xmlns:w="http://schemas.openxmlformats.org/wordprocessingml/2006/main" xmlns:w14="http://schemas.microsoft.com/office/word/2010/wordml" xmlns:w15="http://schemas.microsoft.com/office/word/2012/wordml" xmlns:w16cex="http://schemas.microsoft.com/office/word/2018/wordml/cex" xmlns:w16cid="http://schemas.microsoft.com/office/word/2016/wordml/cid" xmlns:w16="http://schemas.microsoft.com/office/word/2018/wordml" xmlns:w16sdtdh="http://schemas.microsoft.com/office/word/2020/wordml/sdtdatahash" xmlns:w16se="http://schemas.microsoft.com/office/word/2015/wordml/symex" xmlns:wpg="http://schemas.microsoft.com/office/word/2010/wordprocessingGroup" xmlns:wpi="http://schemas.microsoft.com/office/word/2010/wordprocessingInk" xmlns:wne="http://schemas.microsoft.com/office/word/2006/wordml" xmlns:wps="http://schemas.microsoft.com/office/word/2010/wordprocessingShape" mc:Ignorable="w14 w15 w16se w16cid w16 w16cex w16sdtdh wp14">
   <w:sdt>
     <w:sdtPr>
       <w:id w:val="-793451135"/>
@@ -3242,39 +3290,13 @@
 </file>
 
 <file path=word/footer2.xml><?xml version="1.0" encoding="utf-8"?>
-<w:ftr xmlns:wpc="http://schemas.microsoft.com/office/word/2010/wordprocessingCanvas" xmlns:cx="http://schemas.microsoft.com/office/drawing/2014/chartex" xmlns:cx1="http://schemas.microsoft.com/office/drawing/2015/9/8/chartex" xmlns:cx2="http://schemas.microsoft.com/office/drawing/2015/10/21/chartex" xmlns:cx3="http://schemas.microsoft.com/office/drawing/2016/5/9/chartex" xmlns:cx4="http://schemas.microsoft.com/office/drawing/2016/5/10/chartex" xmlns:cx5="http://schemas.microsoft.com/office/drawing/2016/5/11/chartex" xmlns:cx6="http://schemas.microsoft.com/office/drawing/2016/5/12/chartex" xmlns:cx7="http://schemas.microsoft.com/office/drawing/2016/5/13/chartex" xmlns:cx8="http://schemas.microsoft.com/office/drawing/2016/5/14/chartex" xmlns:mc="http://schemas.openxmlformats.org/markup-compatibility/2006" xmlns:aink="http://schemas.microsoft.com/office/drawing/2016/ink" xmlns:am3d="http://schemas.microsoft.com/office/drawing/2017/model3d" xmlns:o="urn:schemas-microsoft-com:office:office" xmlns:r="http://schemas.openxmlformats.org/officeDocument/2006/relationships" xmlns:m="http://schemas.openxmlformats.org/officeDocument/2006/math" xmlns:v="urn:schemas-microsoft-com:vml" xmlns:wp14="http://schemas.microsoft.com/office/word/2010/wordprocessingDrawing" xmlns:wp="http://schemas.openxmlformats.org/drawingml/2006/wordprocessingDrawing" xmlns:w10="urn:schemas-microsoft-com:office:word" xmlns:w="http://schemas.openxmlformats.org/wordprocessingml/2006/main" xmlns:w14="http://schemas.microsoft.com/office/word/2010/wordml" xmlns:w15="http://schemas.microsoft.com/office/word/2012/wordml" xmlns:w16cex="http://schemas.microsoft.com/office/word/2018/wordml/cex" xmlns:w16cid="http://schemas.microsoft.com/office/word/2016/wordml/cid" xmlns:w16="http://schemas.microsoft.com/office/word/2018/wordml" xmlns:w16se="http://schemas.microsoft.com/office/word/2015/wordml/symex" xmlns:wpg="http://schemas.microsoft.com/office/word/2010/wordprocessingGroup" xmlns:wpi="http://schemas.microsoft.com/office/word/2010/wordprocessingInk" xmlns:wne="http://schemas.microsoft.com/office/word/2006/wordml" xmlns:wps="http://schemas.microsoft.com/office/word/2010/wordprocessingShape" mc:Ignorable="w14 w15 w16se w16cid w16 w16cex wp14">
-  <w:sdt>
-    <w:sdtPr>
-      <w:id w:val="-1703931402"/>
-      <w:docPartObj>
-        <w:docPartGallery w:val="Page Numbers (Bottom of Page)"/>
-        <w:docPartUnique/>
-      </w:docPartObj>
-    </w:sdtPr>
-    <w:sdtContent>
-      <w:p>
-        <w:pPr>
-          <w:pStyle w:val="a7"/>
-          <w:jc w:val="center"/>
-        </w:pPr>
-        <w:r>
-          <w:fldChar w:fldCharType="begin"/>
-        </w:r>
-        <w:r>
-          <w:instrText>PAGE   \* MERGEFORMAT</w:instrText>
-        </w:r>
-        <w:r>
-          <w:fldChar w:fldCharType="separate"/>
-        </w:r>
-        <w:r>
-          <w:t>2</w:t>
-        </w:r>
-        <w:r>
-          <w:fldChar w:fldCharType="end"/>
-        </w:r>
-      </w:p>
-    </w:sdtContent>
-  </w:sdt>
+<w:ftr xmlns:wpc="http://schemas.microsoft.com/office/word/2010/wordprocessingCanvas" xmlns:cx="http://schemas.microsoft.com/office/drawing/2014/chartex" xmlns:cx1="http://schemas.microsoft.com/office/drawing/2015/9/8/chartex" xmlns:cx2="http://schemas.microsoft.com/office/drawing/2015/10/21/chartex" xmlns:cx3="http://schemas.microsoft.com/office/drawing/2016/5/9/chartex" xmlns:cx4="http://schemas.microsoft.com/office/drawing/2016/5/10/chartex" xmlns:cx5="http://schemas.microsoft.com/office/drawing/2016/5/11/chartex" xmlns:cx6="http://schemas.microsoft.com/office/drawing/2016/5/12/chartex" xmlns:cx7="http://schemas.microsoft.com/office/drawing/2016/5/13/chartex" xmlns:cx8="http://schemas.microsoft.com/office/drawing/2016/5/14/chartex" xmlns:mc="http://schemas.openxmlformats.org/markup-compatibility/2006" xmlns:aink="http://schemas.microsoft.com/office/drawing/2016/ink" xmlns:am3d="http://schemas.microsoft.com/office/drawing/2017/model3d" xmlns:o="urn:schemas-microsoft-com:office:office" xmlns:r="http://schemas.openxmlformats.org/officeDocument/2006/relationships" xmlns:m="http://schemas.openxmlformats.org/officeDocument/2006/math" xmlns:v="urn:schemas-microsoft-com:vml" xmlns:wp14="http://schemas.microsoft.com/office/word/2010/wordprocessingDrawing" xmlns:wp="http://schemas.openxmlformats.org/drawingml/2006/wordprocessingDrawing" xmlns:w10="urn:schemas-microsoft-com:office:word" xmlns:w="http://schemas.openxmlformats.org/wordprocessingml/2006/main" xmlns:w14="http://schemas.microsoft.com/office/word/2010/wordml" xmlns:w15="http://schemas.microsoft.com/office/word/2012/wordml" xmlns:w16cex="http://schemas.microsoft.com/office/word/2018/wordml/cex" xmlns:w16cid="http://schemas.microsoft.com/office/word/2016/wordml/cid" xmlns:w16="http://schemas.microsoft.com/office/word/2018/wordml" xmlns:w16sdtdh="http://schemas.microsoft.com/office/word/2020/wordml/sdtdatahash" xmlns:w16se="http://schemas.microsoft.com/office/word/2015/wordml/symex" xmlns:wpg="http://schemas.microsoft.com/office/word/2010/wordprocessingGroup" xmlns:wpi="http://schemas.microsoft.com/office/word/2010/wordprocessingInk" xmlns:wne="http://schemas.microsoft.com/office/word/2006/wordml" xmlns:wps="http://schemas.microsoft.com/office/word/2010/wordprocessingShape" mc:Ignorable="w14 w15 w16se w16cid w16 w16cex w16sdtdh wp14">
+  <w:p>
+    <w:pPr>
+      <w:pStyle w:val="a7"/>
+      <w:jc w:val="center"/>
+    </w:pPr>
+  </w:p>
   <w:p>
     <w:pPr>
       <w:pStyle w:val="a7"/>
@@ -3284,7 +3306,7 @@
 </file>
 
 <file path=word/footnotes.xml><?xml version="1.0" encoding="utf-8"?>
-<w:footnotes xmlns:wpc="http://schemas.microsoft.com/office/word/2010/wordprocessingCanvas" xmlns:cx="http://schemas.microsoft.com/office/drawing/2014/chartex" xmlns:cx1="http://schemas.microsoft.com/office/drawing/2015/9/8/chartex" xmlns:cx2="http://schemas.microsoft.com/office/drawing/2015/10/21/chartex" xmlns:cx3="http://schemas.microsoft.com/office/drawing/2016/5/9/chartex" xmlns:cx4="http://schemas.microsoft.com/office/drawing/2016/5/10/chartex" xmlns:cx5="http://schemas.microsoft.com/office/drawing/2016/5/11/chartex" xmlns:cx6="http://schemas.microsoft.com/office/drawing/2016/5/12/chartex" xmlns:cx7="http://schemas.microsoft.com/office/drawing/2016/5/13/chartex" xmlns:cx8="http://schemas.microsoft.com/office/drawing/2016/5/14/chartex" xmlns:mc="http://schemas.openxmlformats.org/markup-compatibility/2006" xmlns:aink="http://schemas.microsoft.com/office/drawing/2016/ink" xmlns:am3d="http://schemas.microsoft.com/office/drawing/2017/model3d" xmlns:o="urn:schemas-microsoft-com:office:office" xmlns:r="http://schemas.openxmlformats.org/officeDocument/2006/relationships" xmlns:m="http://schemas.openxmlformats.org/officeDocument/2006/math" xmlns:v="urn:schemas-microsoft-com:vml" xmlns:wp14="http://schemas.microsoft.com/office/word/2010/wordprocessingDrawing" xmlns:wp="http://schemas.openxmlformats.org/drawingml/2006/wordprocessingDrawing" xmlns:w10="urn:schemas-microsoft-com:office:word" xmlns:w="http://schemas.openxmlformats.org/wordprocessingml/2006/main" xmlns:w14="http://schemas.microsoft.com/office/word/2010/wordml" xmlns:w15="http://schemas.microsoft.com/office/word/2012/wordml" xmlns:w16cex="http://schemas.microsoft.com/office/word/2018/wordml/cex" xmlns:w16cid="http://schemas.microsoft.com/office/word/2016/wordml/cid" xmlns:w16="http://schemas.microsoft.com/office/word/2018/wordml" xmlns:w16se="http://schemas.microsoft.com/office/word/2015/wordml/symex" xmlns:wpg="http://schemas.microsoft.com/office/word/2010/wordprocessingGroup" xmlns:wpi="http://schemas.microsoft.com/office/word/2010/wordprocessingInk" xmlns:wne="http://schemas.microsoft.com/office/word/2006/wordml" xmlns:wps="http://schemas.microsoft.com/office/word/2010/wordprocessingShape" mc:Ignorable="w14 w15 w16se w16cid w16 w16cex wp14">
+<w:footnotes xmlns:wpc="http://schemas.microsoft.com/office/word/2010/wordprocessingCanvas" xmlns:cx="http://schemas.microsoft.com/office/drawing/2014/chartex" xmlns:cx1="http://schemas.microsoft.com/office/drawing/2015/9/8/chartex" xmlns:cx2="http://schemas.microsoft.com/office/drawing/2015/10/21/chartex" xmlns:cx3="http://schemas.microsoft.com/office/drawing/2016/5/9/chartex" xmlns:cx4="http://schemas.microsoft.com/office/drawing/2016/5/10/chartex" xmlns:cx5="http://schemas.microsoft.com/office/drawing/2016/5/11/chartex" xmlns:cx6="http://schemas.microsoft.com/office/drawing/2016/5/12/chartex" xmlns:cx7="http://schemas.microsoft.com/office/drawing/2016/5/13/chartex" xmlns:cx8="http://schemas.microsoft.com/office/drawing/2016/5/14/chartex" xmlns:mc="http://schemas.openxmlformats.org/markup-compatibility/2006" xmlns:aink="http://schemas.microsoft.com/office/drawing/2016/ink" xmlns:am3d="http://schemas.microsoft.com/office/drawing/2017/model3d" xmlns:o="urn:schemas-microsoft-com:office:office" xmlns:r="http://schemas.openxmlformats.org/officeDocument/2006/relationships" xmlns:m="http://schemas.openxmlformats.org/officeDocument/2006/math" xmlns:v="urn:schemas-microsoft-com:vml" xmlns:wp14="http://schemas.microsoft.com/office/word/2010/wordprocessingDrawing" xmlns:wp="http://schemas.openxmlformats.org/drawingml/2006/wordprocessingDrawing" xmlns:w10="urn:schemas-microsoft-com:office:word" xmlns:w="http://schemas.openxmlformats.org/wordprocessingml/2006/main" xmlns:w14="http://schemas.microsoft.com/office/word/2010/wordml" xmlns:w15="http://schemas.microsoft.com/office/word/2012/wordml" xmlns:w16cex="http://schemas.microsoft.com/office/word/2018/wordml/cex" xmlns:w16cid="http://schemas.microsoft.com/office/word/2016/wordml/cid" xmlns:w16="http://schemas.microsoft.com/office/word/2018/wordml" xmlns:w16sdtdh="http://schemas.microsoft.com/office/word/2020/wordml/sdtdatahash" xmlns:w16se="http://schemas.microsoft.com/office/word/2015/wordml/symex" xmlns:wpg="http://schemas.microsoft.com/office/word/2010/wordprocessingGroup" xmlns:wpi="http://schemas.microsoft.com/office/word/2010/wordprocessingInk" xmlns:wne="http://schemas.microsoft.com/office/word/2006/wordml" xmlns:wps="http://schemas.microsoft.com/office/word/2010/wordprocessingShape" mc:Ignorable="w14 w15 w16se w16cid w16 w16cex w16sdtdh wp14">
   <w:footnote w:type="separator" w:id="-1">
     <w:p>
       <w:r>
@@ -3303,7 +3325,7 @@
 </file>
 
 <file path=word/numbering.xml><?xml version="1.0" encoding="utf-8"?>
-<w:numbering xmlns:wpc="http://schemas.microsoft.com/office/word/2010/wordprocessingCanvas" xmlns:cx="http://schemas.microsoft.com/office/drawing/2014/chartex" xmlns:cx1="http://schemas.microsoft.com/office/drawing/2015/9/8/chartex" xmlns:cx2="http://schemas.microsoft.com/office/drawing/2015/10/21/chartex" xmlns:cx3="http://schemas.microsoft.com/office/drawing/2016/5/9/chartex" xmlns:cx4="http://schemas.microsoft.com/office/drawing/2016/5/10/chartex" xmlns:cx5="http://schemas.microsoft.com/office/drawing/2016/5/11/chartex" xmlns:cx6="http://schemas.microsoft.com/office/drawing/2016/5/12/chartex" xmlns:cx7="http://schemas.microsoft.com/office/drawing/2016/5/13/chartex" xmlns:cx8="http://schemas.microsoft.com/office/drawing/2016/5/14/chartex" xmlns:mc="http://schemas.openxmlformats.org/markup-compatibility/2006" xmlns:aink="http://schemas.microsoft.com/office/drawing/2016/ink" xmlns:am3d="http://schemas.microsoft.com/office/drawing/2017/model3d" xmlns:o="urn:schemas-microsoft-com:office:office" xmlns:r="http://schemas.openxmlformats.org/officeDocument/2006/relationships" xmlns:m="http://schemas.openxmlformats.org/officeDocument/2006/math" xmlns:v="urn:schemas-microsoft-com:vml" xmlns:wp14="http://schemas.microsoft.com/office/word/2010/wordprocessingDrawing" xmlns:wp="http://schemas.openxmlformats.org/drawingml/2006/wordprocessingDrawing" xmlns:w10="urn:schemas-microsoft-com:office:word" xmlns:w="http://schemas.openxmlformats.org/wordprocessingml/2006/main" xmlns:w14="http://schemas.microsoft.com/office/word/2010/wordml" xmlns:w15="http://schemas.microsoft.com/office/word/2012/wordml" xmlns:w16cex="http://schemas.microsoft.com/office/word/2018/wordml/cex" xmlns:w16cid="http://schemas.microsoft.com/office/word/2016/wordml/cid" xmlns:w16="http://schemas.microsoft.com/office/word/2018/wordml" xmlns:w16se="http://schemas.microsoft.com/office/word/2015/wordml/symex" xmlns:wpg="http://schemas.microsoft.com/office/word/2010/wordprocessingGroup" xmlns:wpi="http://schemas.microsoft.com/office/word/2010/wordprocessingInk" xmlns:wne="http://schemas.microsoft.com/office/word/2006/wordml" xmlns:wps="http://schemas.microsoft.com/office/word/2010/wordprocessingShape" mc:Ignorable="w14 w15 w16se w16cid w16 w16cex wp14">
+<w:numbering xmlns:wpc="http://schemas.microsoft.com/office/word/2010/wordprocessingCanvas" xmlns:cx="http://schemas.microsoft.com/office/drawing/2014/chartex" xmlns:cx1="http://schemas.microsoft.com/office/drawing/2015/9/8/chartex" xmlns:cx2="http://schemas.microsoft.com/office/drawing/2015/10/21/chartex" xmlns:cx3="http://schemas.microsoft.com/office/drawing/2016/5/9/chartex" xmlns:cx4="http://schemas.microsoft.com/office/drawing/2016/5/10/chartex" xmlns:cx5="http://schemas.microsoft.com/office/drawing/2016/5/11/chartex" xmlns:cx6="http://schemas.microsoft.com/office/drawing/2016/5/12/chartex" xmlns:cx7="http://schemas.microsoft.com/office/drawing/2016/5/13/chartex" xmlns:cx8="http://schemas.microsoft.com/office/drawing/2016/5/14/chartex" xmlns:mc="http://schemas.openxmlformats.org/markup-compatibility/2006" xmlns:aink="http://schemas.microsoft.com/office/drawing/2016/ink" xmlns:am3d="http://schemas.microsoft.com/office/drawing/2017/model3d" xmlns:o="urn:schemas-microsoft-com:office:office" xmlns:r="http://schemas.openxmlformats.org/officeDocument/2006/relationships" xmlns:m="http://schemas.openxmlformats.org/officeDocument/2006/math" xmlns:v="urn:schemas-microsoft-com:vml" xmlns:wp14="http://schemas.microsoft.com/office/word/2010/wordprocessingDrawing" xmlns:wp="http://schemas.openxmlformats.org/drawingml/2006/wordprocessingDrawing" xmlns:w10="urn:schemas-microsoft-com:office:word" xmlns:w="http://schemas.openxmlformats.org/wordprocessingml/2006/main" xmlns:w14="http://schemas.microsoft.com/office/word/2010/wordml" xmlns:w15="http://schemas.microsoft.com/office/word/2012/wordml" xmlns:w16cex="http://schemas.microsoft.com/office/word/2018/wordml/cex" xmlns:w16cid="http://schemas.microsoft.com/office/word/2016/wordml/cid" xmlns:w16="http://schemas.microsoft.com/office/word/2018/wordml" xmlns:w16sdtdh="http://schemas.microsoft.com/office/word/2020/wordml/sdtdatahash" xmlns:w16se="http://schemas.microsoft.com/office/word/2015/wordml/symex" xmlns:wpg="http://schemas.microsoft.com/office/word/2010/wordprocessingGroup" xmlns:wpi="http://schemas.microsoft.com/office/word/2010/wordprocessingInk" xmlns:wne="http://schemas.microsoft.com/office/word/2006/wordml" xmlns:wps="http://schemas.microsoft.com/office/word/2010/wordprocessingShape" mc:Ignorable="w14 w15 w16se w16cid w16 w16cex w16sdtdh wp14">
   <w:abstractNum w:abstractNumId="0" w15:restartNumberingAfterBreak="0">
     <w:nsid w:val="019C6632"/>
     <w:multiLevelType w:val="multilevel"/>
@@ -4792,7 +4814,7 @@
 </file>
 
 <file path=word/styles.xml><?xml version="1.0" encoding="utf-8"?>
-<w:styles xmlns:mc="http://schemas.openxmlformats.org/markup-compatibility/2006" xmlns:r="http://schemas.openxmlformats.org/officeDocument/2006/relationships" xmlns:w="http://schemas.openxmlformats.org/wordprocessingml/2006/main" xmlns:w14="http://schemas.microsoft.com/office/word/2010/wordml" xmlns:w15="http://schemas.microsoft.com/office/word/2012/wordml" xmlns:w16cex="http://schemas.microsoft.com/office/word/2018/wordml/cex" xmlns:w16cid="http://schemas.microsoft.com/office/word/2016/wordml/cid" xmlns:w16="http://schemas.microsoft.com/office/word/2018/wordml" xmlns:w16se="http://schemas.microsoft.com/office/word/2015/wordml/symex" mc:Ignorable="w14 w15 w16se w16cid w16 w16cex">
+<w:styles xmlns:mc="http://schemas.openxmlformats.org/markup-compatibility/2006" xmlns:r="http://schemas.openxmlformats.org/officeDocument/2006/relationships" xmlns:w="http://schemas.openxmlformats.org/wordprocessingml/2006/main" xmlns:w14="http://schemas.microsoft.com/office/word/2010/wordml" xmlns:w15="http://schemas.microsoft.com/office/word/2012/wordml" xmlns:w16cex="http://schemas.microsoft.com/office/word/2018/wordml/cex" xmlns:w16cid="http://schemas.microsoft.com/office/word/2016/wordml/cid" xmlns:w16="http://schemas.microsoft.com/office/word/2018/wordml" xmlns:w16sdtdh="http://schemas.microsoft.com/office/word/2020/wordml/sdtdatahash" xmlns:w16se="http://schemas.microsoft.com/office/word/2015/wordml/symex" mc:Ignorable="w14 w15 w16se w16cid w16 w16cex w16sdtdh">
   <w:docDefaults>
     <w:rPrDefault>
       <w:rPr>
@@ -5298,11 +5320,12 @@
     <w:autoRedefine/>
     <w:uiPriority w:val="39"/>
     <w:unhideWhenUsed/>
-    <w:rsid w:val="009149D4"/>
+    <w:rsid w:val="00211EF3"/>
     <w:pPr>
       <w:tabs>
         <w:tab w:val="right" w:leader="dot" w:pos="9628"/>
       </w:tabs>
+      <w:ind w:firstLine="0"/>
     </w:pPr>
   </w:style>
   <w:style w:type="paragraph" w:styleId="21">
